--- a/Knowledge/3-Work knowledge/1-Software Engineering/1-Software Engineering Fundamentals/5-My Source/4-Networks Devices/5-Types of Repeaters/4-Optical Repeater.docx
+++ b/Knowledge/3-Work knowledge/1-Software Engineering/1-Software Engineering Fundamentals/5-My Source/4-Networks Devices/5-Types of Repeaters/4-Optical Repeater.docx
@@ -4,67 +4,39 @@
   <w:body>
     <w:p>
       <w:pPr>
-        <w:keepNext/>
-        <w:keepLines/>
-        <w:spacing w:before="400" w:after="120" w:line="276" w:lineRule="auto"/>
-        <w:outlineLvl w:val="0"/>
-        <w:rPr>
-          <w:rFonts w:ascii="Arial" w:eastAsia="Arial" w:hAnsi="Arial" w:cs="Arial"/>
-          <w:kern w:val="0"/>
-          <w:sz w:val="40"/>
-          <w:szCs w:val="40"/>
-          <w:lang w:val="en"/>
-          <w14:ligatures w14:val="none"/>
+        <w:pStyle w:val="Heading1"/>
+        <w:rPr>
+          <w:rFonts w:eastAsia="Arial"/>
+          <w:lang w:val="en"/>
         </w:rPr>
       </w:pPr>
       <w:bookmarkStart w:id="0" w:name="_hh9yasnn6pm" w:colFirst="0" w:colLast="0"/>
       <w:bookmarkEnd w:id="0"/>
       <w:r>
         <w:rPr>
-          <w:rFonts w:ascii="Arial" w:eastAsia="Arial" w:hAnsi="Arial" w:cs="Arial"/>
-          <w:kern w:val="0"/>
-          <w:sz w:val="40"/>
-          <w:szCs w:val="40"/>
-          <w:lang w:val="en"/>
-          <w14:ligatures w14:val="none"/>
+          <w:rFonts w:eastAsia="Arial"/>
+          <w:lang w:val="en"/>
         </w:rPr>
         <w:t>Optical Repeater</w:t>
       </w:r>
     </w:p>
     <w:p>
       <w:pPr>
-        <w:spacing w:before="280" w:after="120" w:line="276" w:lineRule="auto"/>
-        <w:outlineLvl w:val="1"/>
-        <w:rPr>
-          <w:rFonts w:ascii="Arial" w:eastAsia="Arial" w:hAnsi="Arial" w:cs="Arial"/>
-          <w:kern w:val="0"/>
-          <w:sz w:val="32"/>
-          <w:szCs w:val="32"/>
-          <w:lang w:val="en"/>
-          <w14:ligatures w14:val="none"/>
-        </w:rPr>
+        <w:pStyle w:val="Heading2"/>
       </w:pPr>
       <w:bookmarkStart w:id="1" w:name="_eswkqwixql0u" w:colFirst="0" w:colLast="0"/>
       <w:bookmarkEnd w:id="1"/>
       <w:r>
         <w:rPr>
           <w:rFonts w:ascii="Segoe UI Emoji" w:eastAsia="Arial" w:hAnsi="Segoe UI Emoji" w:cs="Segoe UI Emoji"/>
-          <w:kern w:val="0"/>
-          <w:sz w:val="32"/>
-          <w:szCs w:val="32"/>
-          <w:lang w:val="en"/>
-          <w14:ligatures w14:val="none"/>
+          <w:lang w:val="en"/>
         </w:rPr>
         <w:t>💡</w:t>
       </w:r>
       <w:r>
         <w:rPr>
-          <w:rFonts w:ascii="Arial" w:eastAsia="Arial" w:hAnsi="Arial" w:cs="Arial"/>
-          <w:kern w:val="0"/>
-          <w:sz w:val="32"/>
-          <w:szCs w:val="32"/>
-          <w:lang w:val="en"/>
-          <w14:ligatures w14:val="none"/>
+          <w:rFonts w:eastAsia="Arial"/>
+          <w:lang w:val="en"/>
         </w:rPr>
         <w:t xml:space="preserve"> What is an Optical Repeater?</w:t>
       </w:r>
@@ -106,6 +78,7 @@
         </w:rPr>
         <w:t xml:space="preserve">: </w:t>
       </w:r>
+      <w:proofErr w:type="spellStart"/>
       <w:r>
         <w:rPr>
           <w:rFonts w:ascii="Arial" w:eastAsia="Arial" w:hAnsi="Arial" w:cs="Arial"/>
@@ -117,7 +90,21 @@
           <w:lang w:val="en"/>
           <w14:ligatures w14:val="none"/>
         </w:rPr>
-        <w:t>Chatgpt (GPT</w:t>
+        <w:t>Chatgpt</w:t>
+      </w:r>
+      <w:proofErr w:type="spellEnd"/>
+      <w:r>
+        <w:rPr>
+          <w:rFonts w:ascii="Arial" w:eastAsia="Arial" w:hAnsi="Arial" w:cs="Arial"/>
+          <w:b/>
+          <w:kern w:val="0"/>
+          <w:sz w:val="22"/>
+          <w:szCs w:val="22"/>
+          <w:highlight w:val="darkGray"/>
+          <w:lang w:val="en"/>
+          <w14:ligatures w14:val="none"/>
+        </w:rPr>
+        <w:t xml:space="preserve"> (GPT</w:t>
       </w:r>
       <w:r>
         <w:rPr>
@@ -428,15 +415,10 @@
     </w:p>
     <w:p>
       <w:pPr>
-        <w:spacing w:before="280" w:after="120" w:line="276" w:lineRule="auto"/>
-        <w:outlineLvl w:val="1"/>
-        <w:rPr>
-          <w:rFonts w:ascii="Arial" w:eastAsia="Arial" w:hAnsi="Arial" w:cs="Arial"/>
-          <w:kern w:val="0"/>
-          <w:sz w:val="32"/>
-          <w:szCs w:val="32"/>
-          <w:lang w:val="en"/>
-          <w14:ligatures w14:val="none"/>
+        <w:pStyle w:val="Heading2"/>
+        <w:rPr>
+          <w:rFonts w:eastAsia="Arial"/>
+          <w:lang w:val="en"/>
         </w:rPr>
       </w:pPr>
       <w:bookmarkStart w:id="2" w:name="_5zrptujaooe7" w:colFirst="0" w:colLast="0"/>
@@ -444,22 +426,14 @@
       <w:r>
         <w:rPr>
           <w:rFonts w:ascii="Segoe UI Emoji" w:eastAsia="Arial" w:hAnsi="Segoe UI Emoji" w:cs="Segoe UI Emoji"/>
-          <w:kern w:val="0"/>
-          <w:sz w:val="32"/>
-          <w:szCs w:val="32"/>
-          <w:lang w:val="en"/>
-          <w14:ligatures w14:val="none"/>
+          <w:lang w:val="en"/>
         </w:rPr>
         <w:t>📶</w:t>
       </w:r>
       <w:r>
         <w:rPr>
-          <w:rFonts w:ascii="Arial" w:eastAsia="Arial" w:hAnsi="Arial" w:cs="Arial"/>
-          <w:kern w:val="0"/>
-          <w:sz w:val="32"/>
-          <w:szCs w:val="32"/>
-          <w:lang w:val="en"/>
-          <w14:ligatures w14:val="none"/>
+          <w:rFonts w:eastAsia="Arial"/>
+          <w:lang w:val="en"/>
         </w:rPr>
         <w:t xml:space="preserve"> Why It's Needed</w:t>
       </w:r>
@@ -501,6 +475,7 @@
         </w:rPr>
         <w:t xml:space="preserve">: </w:t>
       </w:r>
+      <w:proofErr w:type="spellStart"/>
       <w:r>
         <w:rPr>
           <w:rFonts w:ascii="Arial" w:eastAsia="Arial" w:hAnsi="Arial" w:cs="Arial"/>
@@ -512,7 +487,21 @@
           <w:lang w:val="en"/>
           <w14:ligatures w14:val="none"/>
         </w:rPr>
-        <w:t>Chatgpt (GPT</w:t>
+        <w:t>Chatgpt</w:t>
+      </w:r>
+      <w:proofErr w:type="spellEnd"/>
+      <w:r>
+        <w:rPr>
+          <w:rFonts w:ascii="Arial" w:eastAsia="Arial" w:hAnsi="Arial" w:cs="Arial"/>
+          <w:b/>
+          <w:kern w:val="0"/>
+          <w:sz w:val="22"/>
+          <w:szCs w:val="22"/>
+          <w:highlight w:val="darkGray"/>
+          <w:lang w:val="en"/>
+          <w14:ligatures w14:val="none"/>
+        </w:rPr>
+        <w:t xml:space="preserve"> (GPT</w:t>
       </w:r>
       <w:r>
         <w:rPr>
@@ -819,15 +808,10 @@
     </w:p>
     <w:p>
       <w:pPr>
-        <w:spacing w:before="280" w:after="120" w:line="276" w:lineRule="auto"/>
-        <w:outlineLvl w:val="1"/>
-        <w:rPr>
-          <w:rFonts w:ascii="Arial" w:eastAsia="Arial" w:hAnsi="Arial" w:cs="Arial"/>
-          <w:kern w:val="0"/>
-          <w:sz w:val="32"/>
-          <w:szCs w:val="32"/>
-          <w:lang w:val="en"/>
-          <w14:ligatures w14:val="none"/>
+        <w:pStyle w:val="Heading2"/>
+        <w:rPr>
+          <w:rFonts w:eastAsia="Arial"/>
+          <w:lang w:val="en"/>
         </w:rPr>
       </w:pPr>
       <w:bookmarkStart w:id="3" w:name="_8n2ycex6n368" w:colFirst="0" w:colLast="0"/>
@@ -835,22 +819,15 @@
       <w:r>
         <w:rPr>
           <w:rFonts w:ascii="Segoe UI Emoji" w:eastAsia="Arial" w:hAnsi="Segoe UI Emoji" w:cs="Segoe UI Emoji"/>
-          <w:kern w:val="0"/>
-          <w:sz w:val="32"/>
-          <w:szCs w:val="32"/>
-          <w:lang w:val="en"/>
-          <w14:ligatures w14:val="none"/>
-        </w:rPr>
+          <w:lang w:val="en"/>
+        </w:rPr>
+        <w:lastRenderedPageBreak/>
         <w:t>🧱</w:t>
       </w:r>
       <w:r>
         <w:rPr>
-          <w:rFonts w:ascii="Arial" w:eastAsia="Arial" w:hAnsi="Arial" w:cs="Arial"/>
-          <w:kern w:val="0"/>
-          <w:sz w:val="32"/>
-          <w:szCs w:val="32"/>
-          <w:lang w:val="en"/>
-          <w14:ligatures w14:val="none"/>
+          <w:rFonts w:eastAsia="Arial"/>
+          <w:lang w:val="en"/>
         </w:rPr>
         <w:t xml:space="preserve"> Where It’s Used</w:t>
       </w:r>
@@ -892,6 +869,7 @@
         </w:rPr>
         <w:t xml:space="preserve">: </w:t>
       </w:r>
+      <w:proofErr w:type="spellStart"/>
       <w:r>
         <w:rPr>
           <w:rFonts w:ascii="Arial" w:eastAsia="Arial" w:hAnsi="Arial" w:cs="Arial"/>
@@ -903,7 +881,21 @@
           <w:lang w:val="en"/>
           <w14:ligatures w14:val="none"/>
         </w:rPr>
-        <w:t>Chatgpt (GPT</w:t>
+        <w:t>Chatgpt</w:t>
+      </w:r>
+      <w:proofErr w:type="spellEnd"/>
+      <w:r>
+        <w:rPr>
+          <w:rFonts w:ascii="Arial" w:eastAsia="Arial" w:hAnsi="Arial" w:cs="Arial"/>
+          <w:b/>
+          <w:kern w:val="0"/>
+          <w:sz w:val="22"/>
+          <w:szCs w:val="22"/>
+          <w:highlight w:val="darkGray"/>
+          <w:lang w:val="en"/>
+          <w14:ligatures w14:val="none"/>
+        </w:rPr>
+        <w:t xml:space="preserve"> (GPT</w:t>
       </w:r>
       <w:r>
         <w:rPr>
@@ -1123,15 +1115,10 @@
     </w:p>
     <w:p>
       <w:pPr>
-        <w:spacing w:before="280" w:after="120" w:line="276" w:lineRule="auto"/>
-        <w:outlineLvl w:val="1"/>
-        <w:rPr>
-          <w:rFonts w:ascii="Arial" w:eastAsia="Arial" w:hAnsi="Arial" w:cs="Arial"/>
-          <w:kern w:val="0"/>
-          <w:sz w:val="32"/>
-          <w:szCs w:val="32"/>
-          <w:lang w:val="en"/>
-          <w14:ligatures w14:val="none"/>
+        <w:pStyle w:val="Heading2"/>
+        <w:rPr>
+          <w:rFonts w:eastAsia="Arial"/>
+          <w:lang w:val="en"/>
         </w:rPr>
       </w:pPr>
       <w:bookmarkStart w:id="4" w:name="_a29o7bbg83z8" w:colFirst="0" w:colLast="0"/>
@@ -1139,22 +1126,14 @@
       <w:r>
         <w:rPr>
           <w:rFonts w:ascii="Segoe UI Emoji" w:eastAsia="Arial" w:hAnsi="Segoe UI Emoji" w:cs="Segoe UI Emoji"/>
-          <w:kern w:val="0"/>
-          <w:sz w:val="32"/>
-          <w:szCs w:val="32"/>
-          <w:lang w:val="en"/>
-          <w14:ligatures w14:val="none"/>
+          <w:lang w:val="en"/>
         </w:rPr>
         <w:t>🔄</w:t>
       </w:r>
       <w:r>
         <w:rPr>
-          <w:rFonts w:ascii="Arial" w:eastAsia="Arial" w:hAnsi="Arial" w:cs="Arial"/>
-          <w:kern w:val="0"/>
-          <w:sz w:val="32"/>
-          <w:szCs w:val="32"/>
-          <w:lang w:val="en"/>
-          <w14:ligatures w14:val="none"/>
+          <w:rFonts w:eastAsia="Arial"/>
+          <w:lang w:val="en"/>
         </w:rPr>
         <w:t xml:space="preserve"> Types of Optical Repeaters</w:t>
       </w:r>
@@ -1199,6 +1178,7 @@
         </w:rPr>
         <w:t xml:space="preserve">: </w:t>
       </w:r>
+      <w:proofErr w:type="spellStart"/>
       <w:r>
         <w:rPr>
           <w:rFonts w:ascii="Arial" w:eastAsia="Arial" w:hAnsi="Arial" w:cs="Arial"/>
@@ -1210,7 +1190,21 @@
           <w:lang w:val="en"/>
           <w14:ligatures w14:val="none"/>
         </w:rPr>
-        <w:t>Chatgpt (GPT</w:t>
+        <w:t>Chatgpt</w:t>
+      </w:r>
+      <w:proofErr w:type="spellEnd"/>
+      <w:r>
+        <w:rPr>
+          <w:rFonts w:ascii="Arial" w:eastAsia="Arial" w:hAnsi="Arial" w:cs="Arial"/>
+          <w:b/>
+          <w:kern w:val="0"/>
+          <w:sz w:val="22"/>
+          <w:szCs w:val="22"/>
+          <w:highlight w:val="darkGray"/>
+          <w:lang w:val="en"/>
+          <w14:ligatures w14:val="none"/>
+        </w:rPr>
+        <w:t xml:space="preserve"> (GPT</w:t>
       </w:r>
       <w:r>
         <w:rPr>
@@ -1502,7 +1496,29 @@
                 <w:lang w:val="en"/>
                 <w14:ligatures w14:val="none"/>
               </w:rPr>
-              <w:t>Converts optical signal to electrical, regenerates it, then reconverts it to optical. Traditional, but slower and power-hungry.</w:t>
+              <w:t xml:space="preserve">Converts optical signal to electrical, regenerates it, then reconverts it </w:t>
+            </w:r>
+            <w:proofErr w:type="gramStart"/>
+            <w:r>
+              <w:rPr>
+                <w:rFonts w:ascii="Roboto Mono" w:eastAsia="Roboto Mono" w:hAnsi="Roboto Mono" w:cs="Arial"/>
+                <w:kern w:val="0"/>
+                <w:szCs w:val="22"/>
+                <w:lang w:val="en"/>
+                <w14:ligatures w14:val="none"/>
+              </w:rPr>
+              <w:t>to</w:t>
+            </w:r>
+            <w:proofErr w:type="gramEnd"/>
+            <w:r>
+              <w:rPr>
+                <w:rFonts w:ascii="Roboto Mono" w:eastAsia="Roboto Mono" w:hAnsi="Roboto Mono" w:cs="Arial"/>
+                <w:kern w:val="0"/>
+                <w:szCs w:val="22"/>
+                <w:lang w:val="en"/>
+                <w14:ligatures w14:val="none"/>
+              </w:rPr>
+              <w:t xml:space="preserve"> optical. Traditional, but slower and power-hungry.</w:t>
             </w:r>
           </w:p>
         </w:tc>
@@ -1658,6 +1674,7 @@
                 <w:lang w:val="en"/>
                 <w14:ligatures w14:val="none"/>
               </w:rPr>
+              <w:lastRenderedPageBreak/>
               <w:t>EDFA (Erbium-Doped Fiber Amplifier)</w:t>
             </w:r>
           </w:p>
@@ -1731,15 +1748,10 @@
     </w:p>
     <w:p>
       <w:pPr>
-        <w:spacing w:before="280" w:after="120" w:line="276" w:lineRule="auto"/>
-        <w:outlineLvl w:val="1"/>
-        <w:rPr>
-          <w:rFonts w:ascii="Arial" w:eastAsia="Arial" w:hAnsi="Arial" w:cs="Arial"/>
-          <w:kern w:val="0"/>
-          <w:sz w:val="32"/>
-          <w:szCs w:val="32"/>
-          <w:lang w:val="en"/>
-          <w14:ligatures w14:val="none"/>
+        <w:pStyle w:val="Heading2"/>
+        <w:rPr>
+          <w:rFonts w:eastAsia="Arial"/>
+          <w:lang w:val="en"/>
         </w:rPr>
       </w:pPr>
       <w:bookmarkStart w:id="5" w:name="_hlc6y7yfpk7u" w:colFirst="0" w:colLast="0"/>
@@ -1747,22 +1759,14 @@
       <w:r>
         <w:rPr>
           <w:rFonts w:ascii="Segoe UI Emoji" w:eastAsia="Arial" w:hAnsi="Segoe UI Emoji" w:cs="Segoe UI Emoji"/>
-          <w:kern w:val="0"/>
-          <w:sz w:val="32"/>
-          <w:szCs w:val="32"/>
-          <w:lang w:val="en"/>
-          <w14:ligatures w14:val="none"/>
+          <w:lang w:val="en"/>
         </w:rPr>
         <w:t>🔧</w:t>
       </w:r>
       <w:r>
         <w:rPr>
-          <w:rFonts w:ascii="Arial" w:eastAsia="Arial" w:hAnsi="Arial" w:cs="Arial"/>
-          <w:kern w:val="0"/>
-          <w:sz w:val="32"/>
-          <w:szCs w:val="32"/>
-          <w:lang w:val="en"/>
-          <w14:ligatures w14:val="none"/>
+          <w:rFonts w:eastAsia="Arial"/>
+          <w:lang w:val="en"/>
         </w:rPr>
         <w:t xml:space="preserve"> Key Components in an OEO Repeater</w:t>
       </w:r>
@@ -1804,6 +1808,7 @@
         </w:rPr>
         <w:t xml:space="preserve">: </w:t>
       </w:r>
+      <w:proofErr w:type="spellStart"/>
       <w:r>
         <w:rPr>
           <w:rFonts w:ascii="Arial" w:eastAsia="Arial" w:hAnsi="Arial" w:cs="Arial"/>
@@ -1815,7 +1820,21 @@
           <w:lang w:val="en"/>
           <w14:ligatures w14:val="none"/>
         </w:rPr>
-        <w:t>Chatgpt (GPT</w:t>
+        <w:t>Chatgpt</w:t>
+      </w:r>
+      <w:proofErr w:type="spellEnd"/>
+      <w:r>
+        <w:rPr>
+          <w:rFonts w:ascii="Arial" w:eastAsia="Arial" w:hAnsi="Arial" w:cs="Arial"/>
+          <w:b/>
+          <w:kern w:val="0"/>
+          <w:sz w:val="22"/>
+          <w:szCs w:val="22"/>
+          <w:highlight w:val="darkGray"/>
+          <w:lang w:val="en"/>
+          <w14:ligatures w14:val="none"/>
+        </w:rPr>
+        <w:t xml:space="preserve"> (GPT</w:t>
       </w:r>
       <w:r>
         <w:rPr>
@@ -2074,15 +2093,10 @@
     </w:p>
     <w:p>
       <w:pPr>
-        <w:spacing w:before="280" w:after="120" w:line="276" w:lineRule="auto"/>
-        <w:outlineLvl w:val="1"/>
-        <w:rPr>
-          <w:rFonts w:ascii="Arial" w:eastAsia="Arial" w:hAnsi="Arial" w:cs="Arial"/>
-          <w:kern w:val="0"/>
-          <w:sz w:val="32"/>
-          <w:szCs w:val="32"/>
-          <w:lang w:val="en"/>
-          <w14:ligatures w14:val="none"/>
+        <w:pStyle w:val="Heading2"/>
+        <w:rPr>
+          <w:rFonts w:eastAsia="Arial"/>
+          <w:lang w:val="en"/>
         </w:rPr>
       </w:pPr>
       <w:bookmarkStart w:id="6" w:name="_u90qjdf5x7k6" w:colFirst="0" w:colLast="0"/>
@@ -2090,22 +2104,14 @@
       <w:r>
         <w:rPr>
           <w:rFonts w:ascii="Segoe UI Emoji" w:eastAsia="Arial" w:hAnsi="Segoe UI Emoji" w:cs="Segoe UI Emoji"/>
-          <w:kern w:val="0"/>
-          <w:sz w:val="32"/>
-          <w:szCs w:val="32"/>
-          <w:lang w:val="en"/>
-          <w14:ligatures w14:val="none"/>
+          <w:lang w:val="en"/>
         </w:rPr>
         <w:t>🧠</w:t>
       </w:r>
       <w:r>
         <w:rPr>
-          <w:rFonts w:ascii="Arial" w:eastAsia="Arial" w:hAnsi="Arial" w:cs="Arial"/>
-          <w:kern w:val="0"/>
-          <w:sz w:val="32"/>
-          <w:szCs w:val="32"/>
-          <w:lang w:val="en"/>
-          <w14:ligatures w14:val="none"/>
+          <w:rFonts w:eastAsia="Arial"/>
+          <w:lang w:val="en"/>
         </w:rPr>
         <w:t xml:space="preserve"> 3R Functionality (in advanced repeaters)</w:t>
       </w:r>
@@ -2150,6 +2156,7 @@
         </w:rPr>
         <w:t xml:space="preserve">: </w:t>
       </w:r>
+      <w:proofErr w:type="spellStart"/>
       <w:r>
         <w:rPr>
           <w:rFonts w:ascii="Arial" w:eastAsia="Arial" w:hAnsi="Arial" w:cs="Arial"/>
@@ -2161,7 +2168,21 @@
           <w:lang w:val="en"/>
           <w14:ligatures w14:val="none"/>
         </w:rPr>
-        <w:t>Chatgpt (GPT</w:t>
+        <w:t>Chatgpt</w:t>
+      </w:r>
+      <w:proofErr w:type="spellEnd"/>
+      <w:r>
+        <w:rPr>
+          <w:rFonts w:ascii="Arial" w:eastAsia="Arial" w:hAnsi="Arial" w:cs="Arial"/>
+          <w:b/>
+          <w:kern w:val="0"/>
+          <w:sz w:val="22"/>
+          <w:szCs w:val="22"/>
+          <w:highlight w:val="darkGray"/>
+          <w:lang w:val="en"/>
+          <w14:ligatures w14:val="none"/>
+        </w:rPr>
+        <w:t xml:space="preserve"> (GPT</w:t>
       </w:r>
       <w:r>
         <w:rPr>
@@ -2709,6 +2730,7 @@
                 <w:lang w:val="en"/>
                 <w14:ligatures w14:val="none"/>
               </w:rPr>
+              <w:lastRenderedPageBreak/>
               <w:t>3</w:t>
             </w:r>
           </w:p>
@@ -2824,15 +2846,10 @@
     </w:p>
     <w:p>
       <w:pPr>
-        <w:spacing w:before="280" w:after="120" w:line="276" w:lineRule="auto"/>
-        <w:outlineLvl w:val="1"/>
-        <w:rPr>
-          <w:rFonts w:ascii="Arial" w:eastAsia="Arial" w:hAnsi="Arial" w:cs="Arial"/>
-          <w:kern w:val="0"/>
-          <w:sz w:val="32"/>
-          <w:szCs w:val="32"/>
-          <w:lang w:val="en"/>
-          <w14:ligatures w14:val="none"/>
+        <w:pStyle w:val="Heading2"/>
+        <w:rPr>
+          <w:rFonts w:ascii="Arial" w:eastAsia="Arial" w:hAnsi="Arial" w:cs="Arial"/>
+          <w:lang w:val="en"/>
         </w:rPr>
       </w:pPr>
       <w:bookmarkStart w:id="7" w:name="_71j2z2bihb2d" w:colFirst="0" w:colLast="0"/>
@@ -2840,22 +2857,14 @@
       <w:r>
         <w:rPr>
           <w:rFonts w:ascii="Segoe UI Emoji" w:eastAsia="Arial Unicode MS" w:hAnsi="Segoe UI Emoji" w:cs="Segoe UI Emoji"/>
-          <w:kern w:val="0"/>
-          <w:sz w:val="32"/>
-          <w:szCs w:val="32"/>
-          <w:lang w:val="en"/>
-          <w14:ligatures w14:val="none"/>
+          <w:lang w:val="en"/>
         </w:rPr>
         <w:t>✅</w:t>
       </w:r>
       <w:r>
         <w:rPr>
-          <w:rFonts w:ascii="Arial Unicode MS" w:eastAsia="Arial Unicode MS" w:hAnsi="Arial Unicode MS" w:cs="Arial Unicode MS"/>
-          <w:kern w:val="0"/>
-          <w:sz w:val="32"/>
-          <w:szCs w:val="32"/>
-          <w:lang w:val="en"/>
-          <w14:ligatures w14:val="none"/>
+          <w:rFonts w:eastAsia="Arial Unicode MS"/>
+          <w:lang w:val="en"/>
         </w:rPr>
         <w:t xml:space="preserve"> Pros</w:t>
       </w:r>
@@ -2897,6 +2906,7 @@
         </w:rPr>
         <w:t xml:space="preserve">: </w:t>
       </w:r>
+      <w:proofErr w:type="spellStart"/>
       <w:r>
         <w:rPr>
           <w:rFonts w:ascii="Arial" w:eastAsia="Arial" w:hAnsi="Arial" w:cs="Arial"/>
@@ -2908,7 +2918,21 @@
           <w:lang w:val="en"/>
           <w14:ligatures w14:val="none"/>
         </w:rPr>
-        <w:t>Chatgpt (GPT</w:t>
+        <w:t>Chatgpt</w:t>
+      </w:r>
+      <w:proofErr w:type="spellEnd"/>
+      <w:r>
+        <w:rPr>
+          <w:rFonts w:ascii="Arial" w:eastAsia="Arial" w:hAnsi="Arial" w:cs="Arial"/>
+          <w:b/>
+          <w:kern w:val="0"/>
+          <w:sz w:val="22"/>
+          <w:szCs w:val="22"/>
+          <w:highlight w:val="darkGray"/>
+          <w:lang w:val="en"/>
+          <w14:ligatures w14:val="none"/>
+        </w:rPr>
+        <w:t xml:space="preserve"> (GPT</w:t>
       </w:r>
       <w:r>
         <w:rPr>
@@ -3166,15 +3190,10 @@
     </w:p>
     <w:p>
       <w:pPr>
-        <w:spacing w:before="280" w:after="120" w:line="276" w:lineRule="auto"/>
-        <w:outlineLvl w:val="1"/>
-        <w:rPr>
-          <w:rFonts w:ascii="Arial" w:eastAsia="Arial" w:hAnsi="Arial" w:cs="Arial"/>
-          <w:kern w:val="0"/>
-          <w:sz w:val="32"/>
-          <w:szCs w:val="32"/>
-          <w:lang w:val="en"/>
-          <w14:ligatures w14:val="none"/>
+        <w:pStyle w:val="Heading2"/>
+        <w:rPr>
+          <w:rFonts w:ascii="Arial" w:eastAsia="Arial" w:hAnsi="Arial" w:cs="Arial"/>
+          <w:lang w:val="en"/>
         </w:rPr>
       </w:pPr>
       <w:bookmarkStart w:id="8" w:name="_5rkucli9sg6h" w:colFirst="0" w:colLast="0"/>
@@ -3182,22 +3201,14 @@
       <w:r>
         <w:rPr>
           <w:rFonts w:ascii="Segoe UI Emoji" w:eastAsia="Arial Unicode MS" w:hAnsi="Segoe UI Emoji" w:cs="Segoe UI Emoji"/>
-          <w:kern w:val="0"/>
-          <w:sz w:val="32"/>
-          <w:szCs w:val="32"/>
-          <w:lang w:val="en"/>
-          <w14:ligatures w14:val="none"/>
+          <w:lang w:val="en"/>
         </w:rPr>
         <w:t>❌</w:t>
       </w:r>
       <w:r>
         <w:rPr>
-          <w:rFonts w:ascii="Arial Unicode MS" w:eastAsia="Arial Unicode MS" w:hAnsi="Arial Unicode MS" w:cs="Arial Unicode MS"/>
-          <w:kern w:val="0"/>
-          <w:sz w:val="32"/>
-          <w:szCs w:val="32"/>
-          <w:lang w:val="en"/>
-          <w14:ligatures w14:val="none"/>
+          <w:rFonts w:eastAsia="Arial Unicode MS"/>
+          <w:lang w:val="en"/>
         </w:rPr>
         <w:t xml:space="preserve"> Cons</w:t>
       </w:r>
@@ -3239,6 +3250,7 @@
         </w:rPr>
         <w:t xml:space="preserve">: </w:t>
       </w:r>
+      <w:proofErr w:type="spellStart"/>
       <w:r>
         <w:rPr>
           <w:rFonts w:ascii="Arial" w:eastAsia="Arial" w:hAnsi="Arial" w:cs="Arial"/>
@@ -3250,7 +3262,21 @@
           <w:lang w:val="en"/>
           <w14:ligatures w14:val="none"/>
         </w:rPr>
-        <w:t>Chatgpt (GPT</w:t>
+        <w:t>Chatgpt</w:t>
+      </w:r>
+      <w:proofErr w:type="spellEnd"/>
+      <w:r>
+        <w:rPr>
+          <w:rFonts w:ascii="Arial" w:eastAsia="Arial" w:hAnsi="Arial" w:cs="Arial"/>
+          <w:b/>
+          <w:kern w:val="0"/>
+          <w:sz w:val="22"/>
+          <w:szCs w:val="22"/>
+          <w:highlight w:val="darkGray"/>
+          <w:lang w:val="en"/>
+          <w14:ligatures w14:val="none"/>
+        </w:rPr>
+        <w:t xml:space="preserve"> (GPT</w:t>
       </w:r>
       <w:r>
         <w:rPr>
@@ -3447,15 +3473,10 @@
     </w:p>
     <w:p>
       <w:pPr>
-        <w:spacing w:before="280" w:after="120" w:line="276" w:lineRule="auto"/>
-        <w:outlineLvl w:val="1"/>
-        <w:rPr>
-          <w:rFonts w:ascii="Arial" w:eastAsia="Arial" w:hAnsi="Arial" w:cs="Arial"/>
-          <w:kern w:val="0"/>
-          <w:sz w:val="32"/>
-          <w:szCs w:val="32"/>
-          <w:lang w:val="en"/>
-          <w14:ligatures w14:val="none"/>
+        <w:pStyle w:val="Heading2"/>
+        <w:rPr>
+          <w:rFonts w:eastAsia="Arial"/>
+          <w:lang w:val="en"/>
         </w:rPr>
       </w:pPr>
       <w:bookmarkStart w:id="9" w:name="_a4f7jgqg12td" w:colFirst="0" w:colLast="0"/>
@@ -3463,22 +3484,14 @@
       <w:r>
         <w:rPr>
           <w:rFonts w:ascii="Segoe UI Emoji" w:eastAsia="Arial" w:hAnsi="Segoe UI Emoji" w:cs="Segoe UI Emoji"/>
-          <w:kern w:val="0"/>
-          <w:sz w:val="32"/>
-          <w:szCs w:val="32"/>
-          <w:lang w:val="en"/>
-          <w14:ligatures w14:val="none"/>
+          <w:lang w:val="en"/>
         </w:rPr>
         <w:t>📌</w:t>
       </w:r>
       <w:r>
         <w:rPr>
-          <w:rFonts w:ascii="Arial" w:eastAsia="Arial" w:hAnsi="Arial" w:cs="Arial"/>
-          <w:kern w:val="0"/>
-          <w:sz w:val="32"/>
-          <w:szCs w:val="32"/>
-          <w:lang w:val="en"/>
-          <w14:ligatures w14:val="none"/>
+          <w:rFonts w:eastAsia="Arial"/>
+          <w:lang w:val="en"/>
         </w:rPr>
         <w:t xml:space="preserve"> Summary</w:t>
       </w:r>
@@ -3523,6 +3536,7 @@
         </w:rPr>
         <w:t xml:space="preserve">: </w:t>
       </w:r>
+      <w:proofErr w:type="spellStart"/>
       <w:r>
         <w:rPr>
           <w:rFonts w:ascii="Arial" w:eastAsia="Arial" w:hAnsi="Arial" w:cs="Arial"/>
@@ -3534,7 +3548,21 @@
           <w:lang w:val="en"/>
           <w14:ligatures w14:val="none"/>
         </w:rPr>
-        <w:t>Chatgpt (GPT</w:t>
+        <w:t>Chatgpt</w:t>
+      </w:r>
+      <w:proofErr w:type="spellEnd"/>
+      <w:r>
+        <w:rPr>
+          <w:rFonts w:ascii="Arial" w:eastAsia="Arial" w:hAnsi="Arial" w:cs="Arial"/>
+          <w:b/>
+          <w:kern w:val="0"/>
+          <w:sz w:val="22"/>
+          <w:szCs w:val="22"/>
+          <w:highlight w:val="darkGray"/>
+          <w:lang w:val="en"/>
+          <w14:ligatures w14:val="none"/>
+        </w:rPr>
+        <w:t xml:space="preserve"> (GPT</w:t>
       </w:r>
       <w:r>
         <w:rPr>
@@ -3585,6 +3613,7 @@
           <w:lang w:val="en"/>
           <w14:ligatures w14:val="none"/>
         </w:rPr>
+        <w:lastRenderedPageBreak/>
         <w:drawing>
           <wp:inline distT="114300" distB="114300" distL="114300" distR="114300" wp14:anchorId="47263C8C" wp14:editId="20ED90BE">
             <wp:extent cx="5943600" cy="1574800"/>
@@ -5170,7 +5199,6 @@
     <w:next w:val="Normal"/>
     <w:link w:val="Heading2Char"/>
     <w:uiPriority w:val="9"/>
-    <w:semiHidden/>
     <w:unhideWhenUsed/>
     <w:qFormat/>
     <w:rsid w:val="00511B77"/>
@@ -5387,7 +5415,6 @@
     <w:basedOn w:val="DefaultParagraphFont"/>
     <w:link w:val="Heading2"/>
     <w:uiPriority w:val="9"/>
-    <w:semiHidden/>
     <w:rsid w:val="00511B77"/>
     <w:rPr>
       <w:rFonts w:asciiTheme="majorHAnsi" w:eastAsiaTheme="majorEastAsia" w:hAnsiTheme="majorHAnsi" w:cstheme="majorBidi"/>
